--- a/zht/docx/06.content.docx
+++ b/zht/docx/06.content.docx
@@ -136,13 +136,6 @@
         <w:rPr>
           <w:lang w:val="zh_TW" w:bidi="zh_TW"/>
         </w:rPr>
-      </w:r>
-      <w:r>
-        <w:rPr>
-          <w:i/>
-          <w:lang w:val="zh_TW" w:bidi="zh_TW"/>
-        </w:rPr>
-        <w:t>約書亞記 1:1–3, 約書亞記 1:5, 約書亞記 1:7, 約書亞記 1:8, 約書亞記 1:11, 約書亞記 1:13, 約書亞記 1:14, 約書亞記 1:16, 約書亞記 2:1, 約書亞記 2:4, 約書亞記 2:5, 約書亞記 2:9, 約書亞記 2:10, 約書亞記 2:12–13, 約書亞記 2:14, 約書亞記 2:18, 約書亞記 2:23–24, 約書亞記 3:3, 約書亞記 3:4, 約書亞記 3:5, 約書亞記 3:8, 約書亞記 3:13, 約書亞記 3:16, 約書亞記 3:17, 約書亞記 4:3, 約書亞記 4:7, 約書亞記 4:9, 約書亞記 4:13, 約書亞記 4:18, 約書亞記 4:20, 約書亞記 4:24, 約書亞記 5:1, 約書亞記 5:2, 約書亞記 5:6–7, 約書亞記 5:10, 約書亞記 5:12, 約書亞記 5:13, 約書亞記 5:14, 約書亞記 5:14 (#2), 約書亞記 5:15, 約書亞記 6:1, 約書亞記 6:3, 約書亞記 6:5, 約書亞記 6:5 (#2), 約書亞記 6:10, 約書亞記 6:17, 約書亞記 6:19, 約書亞記 6:21, 約書亞記 6:22, 約書亞記 6:26, 約書亞記 7:1, 約書亞記 7:3, 約書亞記 7:5, 約書亞記 7:6, 約書亞記 7:11, 約書亞記 7:13, 約書亞記 7:15, 約書亞記 7:21, 約書亞記 7:21 (#2), 約書亞記 7:24, 約書亞記 7:26, 約書亞記 8:1–2, 約書亞記 8:2, 約書亞記 8:3, 約書亞記 8:4, 約書亞記 8:8, 約書亞記 8:15–17, 約書亞記 8:18, 約書亞記 8:23, 約書亞記 8:26, 約書亞記 8:27, 約書亞記 8:29, 約書亞記 9:1–2, 約書亞記 9:3–4, 約書亞記 9:4–5, 約書亞記 9:6, 約書亞記 9:6 (#2), 約書亞記 9:14, 約書亞記 9:15, 約書亞記 9:16, 約書亞記 9:18–19, 約書亞記 9:21, 約書亞記 9:24, 約書亞記 9:26–27, 約書亞記 10:2, 約書亞記 10:3–4, 約書亞記 10:5, 約書亞記 10:6, 約書亞記 10:8, 約書亞記 10:11, 約書亞記 10:12, 約書亞記 10:16, 約書亞記 10:20, 約書亞記 10:26–27, 約書亞記 10:40, 約書亞記 10:42, 約書亞記 11:1–3, 約書亞記 11:4, 約書亞記 11:4–5, 約書亞記 11:6, 約書亞記 11:6 (#2), 約書亞記 11:10–11, 約書亞記 11:12–13, 約書亞記 11:14, 約書亞記 11:15, 約書亞記 11:19, 約書亞記 12:1, 約書亞記 12:6, 約書亞記 12:7, 約書亞記 12:24, 約書亞記 13:1, 約書亞記 13:6, 約書亞記 13:7, 約書亞記 13:8, 約書亞記 13:14, 約書亞記 13:14 (#2), 約書亞記 13:23, 約書亞記 14:4, 約書亞記 14:7, 約書亞記 14:9, 約書亞記 14:10, 約書亞記 14:12, 約書亞記 15:1, 約書亞記 15:5, 約書亞記 15:8, 約書亞記 15:12, 約書亞記 15:19, 約書亞記 15:63, 約書亞記 16:4, 約書亞記 16:10, 約書亞記 17:1, 約書亞記 17:1 (#2), 約書亞記 17:4, 約書亞記 17:4 (#2), 約書亞記 17:13, 約書亞記 17:14, 約書亞記 17:15, 約書亞記 18:2, 約書亞記 18:4, 約書亞記 18:4 (#2), 約書亞記 18:10, 約書亞記 18:11, 約書亞記 19:1, 約書亞記 19:9, 約書亞記 19:9 (#2), 約書亞記 19:10, 約書亞記 19:17, 約書亞記 19:24, 約書亞記 19:32, 約書亞記 19:38, 約書亞記 19:40, 約書亞記 19:50, 約書亞記 20:2, 約書亞記 20:3, 約書亞記 20:4, 約書亞記 20:6, 約書亞記 20:9, 約書亞記 21:1–2, 約書亞記 21:8, 約書亞記 21:18, 約書亞記 21:26, 約書亞記 21:33, 約書亞記 21:40, 約書亞記 21:41, 約書亞記 21:44, 約書亞記 22:1–3, 約書亞記 22:5, 約書亞記 22:8, 約書亞記 22:10–11, 約書亞記 22:12, 約書亞記 22:13–14, 約書亞記 22:16, 約書亞記 22:18, 約書亞記 22:26–27, 約書亞記 22:30, 約書亞記 22:33, 約書亞記 22:34, 約書亞記 23:1–2, 約書亞記 23:3, 約書亞記 23:7, 約書亞記 23:13, 約書亞記 23:14, 約書亞記 23:16, 約書亞記 24:1, 約書亞記 24:13, 約書亞記 24:15, 約書亞記 24:18, 約書亞記 24:19, 約書亞記 24:21, 約書亞記 24:26, 約書亞記 24:27, 約書亞記 24:29, 約書亞記 24:32</w:t>
       </w:r>
       <w:r>
         <w:rPr>

--- a/zht/docx/06.content.docx
+++ b/zht/docx/06.content.docx
@@ -123,19 +123,6 @@
           <w:lang w:val="zh_TW" w:bidi="zh_TW"/>
         </w:rPr>
         <w:t>JOS</w:t>
-      </w:r>
-      <w:r>
-        <w:rPr>
-          <w:lang w:val="zh_TW" w:bidi="zh_TW"/>
-        </w:rPr>
-      </w:r>
-    </w:p>
-    <w:p>
-      <w:pPr/>
-      <w:r>
-        <w:rPr>
-          <w:lang w:val="zh_TW" w:bidi="zh_TW"/>
-        </w:rPr>
       </w:r>
       <w:r>
         <w:rPr>

--- a/zht/docx/06.content.docx
+++ b/zht/docx/06.content.docx
@@ -19,7 +19,7 @@
         <w:rPr>
           <w:lang w:val="zh_TW" w:bidi="zh_TW"/>
         </w:rPr>
-        <w:t>Resource: 翻譯問題 (unfoldingWord)</w:t>
+        <w:t>Resource: unfoldingWord® Translation Questions</w:t>
       </w:r>
       <w:r>
         <w:rPr>
@@ -85,7 +85,7 @@
         <w:rPr>
           <w:lang w:val="zh_TW" w:bidi="zh_TW"/>
         </w:rPr>
-        <w:t>翻譯問題 (unfoldingWord)</w:t>
+        <w:t>unfoldingWord® Translation Questions</w:t>
       </w:r>
     </w:p>
     <w:p>
